--- a/word_reports/LP_0214_위치_340_La Boum_Original Sound Tr.docx
+++ b/word_reports/LP_0214_위치_340_La Boum_Original Sound Tr.docx
@@ -4,7 +4,7 @@
   <w:body>
     <w:p>
       <w:pPr>
-        <w:spacing w:after="280"/>
+        <w:spacing w:after="80"/>
       </w:pPr>
       <w:r>
         <w:rPr w:rFonts="맑은 고딕">
@@ -13,94 +13,47 @@
           <w:color w:val="1E3A8A"/>
           <w:sz w:val="30"/>
         </w:rPr>
-        <w:t>[340] La Boum - Original Sound Track</w:t>
+        <w:t>La Boum (라붐) - Original Sound Track</w:t>
       </w:r>
     </w:p>
     <w:p>
       <w:pPr>
-        <w:spacing w:after="320"/>
+        <w:spacing w:after="240"/>
       </w:pPr>
       <w:r>
         <w:rPr w:rFonts="맑은 고딕">
           <w:rFonts w:ascii="맑은 고딕" w:hAnsi="맑은 고딕" w:eastAsia="맑은 고딕"/>
           <w:b/>
-          <w:sz w:val="20"/>
+          <w:color w:val="4B5563"/>
+          <w:sz w:val="22"/>
         </w:rPr>
-        <w:t>■ 위치 : 340</w:t>
-        <w:br/>
-      </w:r>
-      <w:r>
-        <w:rPr w:rFonts="맑은 고딕">
-          <w:rFonts w:ascii="맑은 고딕" w:hAnsi="맑은 고딕" w:eastAsia="맑은 고딕"/>
-          <w:b/>
-          <w:sz w:val="20"/>
-        </w:rPr>
-        <w:t>■ 아티스트 : La Boum</w:t>
-        <w:br/>
-      </w:r>
-      <w:r>
-        <w:rPr w:rFonts="맑은 고딕">
-          <w:rFonts w:ascii="맑은 고딕" w:hAnsi="맑은 고딕" w:eastAsia="맑은 고딕"/>
-          <w:b/>
-          <w:sz w:val="20"/>
-        </w:rPr>
-        <w:t>■ 앨범명 : Original Sound Track</w:t>
-        <w:br/>
-      </w:r>
-      <w:r>
-        <w:rPr w:rFonts="맑은 고딕">
-          <w:rFonts w:ascii="맑은 고딕" w:hAnsi="맑은 고딕" w:eastAsia="맑은 고딕"/>
-          <w:b w:val="0"/>
-          <w:sz w:val="20"/>
-        </w:rPr>
-        <w:t>■ 음반 레이블 : Carrere</w:t>
-        <w:br/>
-      </w:r>
-      <w:r>
-        <w:rPr w:rFonts="맑은 고딕">
-          <w:rFonts w:ascii="맑은 고딕" w:hAnsi="맑은 고딕" w:eastAsia="맑은 고딕"/>
-          <w:b w:val="0"/>
-          <w:sz w:val="20"/>
-        </w:rPr>
-        <w:t>■ 발매년도 : 1980</w:t>
-        <w:br/>
-      </w:r>
-      <w:r>
-        <w:rPr w:rFonts="맑은 고딕">
-          <w:rFonts w:ascii="맑은 고딕" w:hAnsi="맑은 고딕" w:eastAsia="맑은 고딕"/>
-          <w:b w:val="0"/>
-          <w:sz w:val="20"/>
-        </w:rPr>
-        <w:t>■ 장르 : 영화 음악 (OST), 팝, 소프트 록</w:t>
-        <w:br/>
-      </w:r>
-      <w:r>
-        <w:rPr w:rFonts="맑은 고딕">
-          <w:rFonts w:ascii="맑은 고딕" w:hAnsi="맑은 고딕" w:eastAsia="맑은 고딕"/>
-          <w:b w:val="0"/>
-          <w:sz w:val="20"/>
-        </w:rPr>
-        <w:t>■ 주요 수록곡 : - Reality (Sung by Richard Sanderson)</w:t>
-        <w:br/>
+        <w:t>위치 :  340</w:t>
       </w:r>
     </w:p>
     <w:p>
       <w:pPr>
-        <w:spacing w:after="160"/>
+        <w:spacing w:line="324" w:lineRule="auto" w:before="80" w:after="160"/>
       </w:pPr>
       <w:r>
         <w:rPr w:rFonts="맑은 고딕">
           <w:rFonts w:ascii="맑은 고딕" w:hAnsi="맑은 고딕" w:eastAsia="맑은 고딕"/>
           <w:b/>
           <w:color w:val="1F2937"/>
-          <w:sz w:val="24"/>
+          <w:sz w:val="22"/>
         </w:rPr>
-        <w:t>■ 음반 해설 및 감상 가이드</w:t>
+        <w:t xml:space="preserve">[음반 소개] </w:t>
+      </w:r>
+      <w:r>
+        <w:rPr w:rFonts="맑은 고딕">
+          <w:rFonts w:ascii="맑은 고딕" w:hAnsi="맑은 고딕" w:eastAsia="맑은 고딕"/>
+          <w:b w:val="0"/>
+          <w:sz w:val="21"/>
+        </w:rPr>
       </w:r>
     </w:p>
     <w:p>
       <w:pPr>
-        <w:spacing w:line="312" w:lineRule="auto" w:after="120"/>
+        <w:spacing w:line="324" w:lineRule="auto" w:after="120"/>
       </w:pPr>
       <w:r>
         <w:rPr w:rFonts="맑은 고딕">
@@ -108,51 +61,516 @@
           <w:b w:val="0"/>
           <w:sz w:val="21"/>
         </w:rPr>
-        <w:t>1980년 클로드 피노토 감독의 영화 《라붐(La Boum)》은 전 세계 청춘들의 가슴에 거센 파도를 일어내며, 주인공 소피 마르소를 단숨에 시대의 아이콘으로 등극시킨 청춘 영화의 금자탑입니다. 이 영화의 판타지를 완성해 낸 핵심은 단연 음악에 있습니다. 당시 13세에 불과했던 소피 마르소의 청순함과 사춘기 시절 첫사랑의 설렘, 그리고 아련한 서사를 완벽하게 포착해 낸 이 오리지널 사운드트랙은, 영화를 감상하지 않은 이들마저도 단숨에 1980년대 낭만의 한가운데로 소환하는 강렬한 감성적 힘을 지니고 있습니다.</w:t>
+        <w:t>1980년, 푸른 새벽빛처럼 찾아와 전 세계 청춘들의 가슴에 영원히 지지 않는 설렘의 파문을 일으킨 영화 &lt;라붐&gt;의 오리지널 사운드트랙입니다. 루마니아 출신의 거장 작곡가 블라디미르 코스마(Vladimir Cosma)의 유려한 선율과 리차드 샌더슨(Richard Sanderson)의 순수한 미성은 10대 시절의 찬란한 순수와 풋풋한 첫사랑의 떨림을 완벽한 예술적 형상으로 빚어냈습니다. 번잡한 파티의 소음 속에서 씌워지던 헤드폰 사이로 흘러나오던 음악은 단순한 배경음을 넘어, 한 시대를 관통한 서정의 상징이자 시간의 풍화를 견뎌낸 클래식 팝의 불멸의 유산으로 남아 있습니다.</w:t>
       </w:r>
     </w:p>
     <w:p>
       <w:pPr>
-        <w:spacing w:line="312" w:lineRule="auto" w:after="120"/>
+        <w:spacing w:line="324" w:lineRule="auto" w:before="200" w:after="80"/>
       </w:pPr>
+      <w:r>
+        <w:rPr w:rFonts="맑은 고딕">
+          <w:rFonts w:ascii="맑은 고딕" w:hAnsi="맑은 고딕" w:eastAsia="맑은 고딕"/>
+          <w:b/>
+          <w:color w:val="1E3A8A"/>
+          <w:sz w:val="24"/>
+        </w:rPr>
+        <w:t>1. 음반 데이터</w:t>
+      </w:r>
+    </w:p>
+    <w:p>
+      <w:pPr>
+        <w:spacing w:line="324" w:lineRule="auto" w:after="80"/>
+      </w:pPr>
+      <w:r>
+        <w:rPr w:rFonts="맑은 고딕">
+          <w:rFonts w:ascii="맑은 고딕" w:hAnsi="맑은 고딕" w:eastAsia="맑은 고딕"/>
+          <w:b w:val="0"/>
+          <w:color w:val="6B7280"/>
+          <w:sz w:val="21"/>
+        </w:rPr>
+        <w:t xml:space="preserve">· </w:t>
+      </w:r>
+      <w:r>
+        <w:rPr w:rFonts="맑은 고딕">
+          <w:rFonts w:ascii="맑은 고딕" w:hAnsi="맑은 고딕" w:eastAsia="맑은 고딕"/>
+          <w:b/>
+          <w:color w:val="1F2937"/>
+          <w:sz w:val="21"/>
+        </w:rPr>
+        <w:t xml:space="preserve">앨범명: </w:t>
+      </w:r>
       <w:r>
         <w:rPr w:rFonts="맑은 고딕">
           <w:rFonts w:ascii="맑은 고딕" w:hAnsi="맑은 고딕" w:eastAsia="맑은 고딕"/>
           <w:b w:val="0"/>
           <w:sz w:val="21"/>
         </w:rPr>
-        <w:t>본 앨범의 전곡을 지휘하고 작곡한 인물은 루마니아 출신의 거장 작곡가 블라디미르 코스마(Vladimir Cosma)입니다. 그는 유럽 특유의 고풍스럽고 유려한 멜로디 라인 위에 1980년대 초반을 풍미하던 신시사이저 사운드와 소프트 록의 요소를 정교하게 조화시켰습니다. 어쿠스틱 기타의 감 감도는 선율, 온화하게 감싸 안는 스트링 편곡, 그리고 정갈한 드럼 리듬은 청춘의 미성숙함과 순수함을 음악이라는 정서적 언어로 완벽히 번역해 냈다는 찬사를 받았습니다.</w:t>
+        <w:t>Original Sound Track</w:t>
       </w:r>
     </w:p>
     <w:p>
       <w:pPr>
-        <w:spacing w:line="312" w:lineRule="auto" w:after="120"/>
+        <w:spacing w:line="324" w:lineRule="auto" w:after="80"/>
       </w:pPr>
+      <w:r>
+        <w:rPr w:rFonts="맑은 고딕">
+          <w:rFonts w:ascii="맑은 고딕" w:hAnsi="맑은 고딕" w:eastAsia="맑은 고딕"/>
+          <w:b w:val="0"/>
+          <w:color w:val="6B7280"/>
+          <w:sz w:val="21"/>
+        </w:rPr>
+        <w:t xml:space="preserve">· </w:t>
+      </w:r>
+      <w:r>
+        <w:rPr w:rFonts="맑은 고딕">
+          <w:rFonts w:ascii="맑은 고딕" w:hAnsi="맑은 고딕" w:eastAsia="맑은 고딕"/>
+          <w:b/>
+          <w:color w:val="1F2937"/>
+          <w:sz w:val="21"/>
+        </w:rPr>
+        <w:t xml:space="preserve">아티스트: </w:t>
+      </w:r>
       <w:r>
         <w:rPr w:rFonts="맑은 고딕">
           <w:rFonts w:ascii="맑은 고딕" w:hAnsi="맑은 고딕" w:eastAsia="맑은 고딕"/>
           <w:b w:val="0"/>
           <w:sz w:val="21"/>
         </w:rPr>
-        <w:t>앨범의 불후의 명곡이자 시그니처 트랙인 "Reality"는 리차드 샌더슨(Richard Sanderson)의 감미롭고 서정적인 미성으로 완성되었습니다. 시끌벅적한 댄스파티장에서 주인공 빅의 귀에 헤드폰이 씌워지는 순간 흐르던 이 곡은 영화 역사상 가장 아름다운 신 중 하나로 기억됩니다. 샌더슨의 절제되면서도 아련한 보컬은 신시사이저의 따뜻한 톤과 어우러져 깊은 여운을 남기며, 이 외에도 경쾌한 팝 리듬이 돋보이는 "Gotta Get A Move On" 등은 음반에 활력과 입체적인 리듬감을 더해줍니다.</w:t>
+        <w:t>La Boum (라붐)</w:t>
       </w:r>
     </w:p>
     <w:p>
       <w:pPr>
-        <w:spacing w:line="312" w:lineRule="auto" w:after="120"/>
+        <w:spacing w:line="324" w:lineRule="auto" w:after="80"/>
       </w:pPr>
+      <w:r>
+        <w:rPr w:rFonts="맑은 고딕">
+          <w:rFonts w:ascii="맑은 고딕" w:hAnsi="맑은 고딕" w:eastAsia="맑은 고딕"/>
+          <w:b w:val="0"/>
+          <w:color w:val="6B7280"/>
+          <w:sz w:val="21"/>
+        </w:rPr>
+        <w:t xml:space="preserve">· </w:t>
+      </w:r>
+      <w:r>
+        <w:rPr w:rFonts="맑은 고딕">
+          <w:rFonts w:ascii="맑은 고딕" w:hAnsi="맑은 고딕" w:eastAsia="맑은 고딕"/>
+          <w:b/>
+          <w:color w:val="1F2937"/>
+          <w:sz w:val="21"/>
+        </w:rPr>
+        <w:t xml:space="preserve">발매 정보: </w:t>
+      </w:r>
       <w:r>
         <w:rPr w:rFonts="맑은 고딕">
           <w:rFonts w:ascii="맑은 고딕" w:hAnsi="맑은 고딕" w:eastAsia="맑은 고딕"/>
           <w:b w:val="0"/>
           <w:sz w:val="21"/>
         </w:rPr>
-        <w:t>LP 판으로 감상하는 《라붐》 OST는 아날로그 매체만이 전달할 수 있는 특유의 온기와 질감을 극대화하여 선사합니다. 미세한 스크래치 소음 너머로 전해지는 샌더슨의 수줍은 듯 따스한 음성과 코스마의 풍부한 오케스트레이션은, 듣는 이로 하여금 각자의 가슴속에 묻어둔 가장 순수했던 시절의 기억과 첫사랑의 추억을 아득하게 일깨워 줄 것입니다.</w:t>
+        <w:t>1980년 클로드 피노토 감독, 소피 마르소 주연의 프랑스 영화 &lt;라붐&gt;의 개봉에 맞추어 유럽 메이저 레이블을 통해 발매된 기념비적인 오리지널 사운드트랙 음반입니다.</w:t>
+      </w:r>
+    </w:p>
+    <w:p>
+      <w:pPr>
+        <w:spacing w:line="324" w:lineRule="auto" w:after="80"/>
+      </w:pPr>
+      <w:r>
+        <w:rPr w:rFonts="맑은 고딕">
+          <w:rFonts w:ascii="맑은 고딕" w:hAnsi="맑은 고딕" w:eastAsia="맑은 고딕"/>
+          <w:b w:val="0"/>
+          <w:color w:val="6B7280"/>
+          <w:sz w:val="21"/>
+        </w:rPr>
+        <w:t xml:space="preserve">· </w:t>
+      </w:r>
+      <w:r>
+        <w:rPr w:rFonts="맑은 고딕">
+          <w:rFonts w:ascii="맑은 고딕" w:hAnsi="맑은 고딕" w:eastAsia="맑은 고딕"/>
+          <w:b/>
+          <w:color w:val="1F2937"/>
+          <w:sz w:val="21"/>
+        </w:rPr>
+        <w:t xml:space="preserve">LP 인기도(판매량): </w:t>
+      </w:r>
+      <w:r>
+        <w:rPr w:rFonts="맑은 고딕">
+          <w:rFonts w:ascii="맑은 고딕" w:hAnsi="맑은 고딕" w:eastAsia="맑은 고딕"/>
+          <w:b w:val="0"/>
+          <w:sz w:val="21"/>
+        </w:rPr>
+        <w:t>메인 테마곡 ‘Reality’ 싱글이 유럽 전역은 물론 한국과 일본을 비롯한 아시아 시장을 강타하며 800만 장 이상의 경이적인 판매고를 기록하였고, LP 앨범 역시 수많은 국가에서 다이아몬드 및 플래티넘을 달성하는 전설적 흥행을 거두었습니다.</w:t>
+      </w:r>
+    </w:p>
+    <w:p>
+      <w:pPr>
+        <w:spacing w:line="324" w:lineRule="auto" w:after="80"/>
+      </w:pPr>
+      <w:r>
+        <w:rPr w:rFonts="맑은 고딕">
+          <w:rFonts w:ascii="맑은 고딕" w:hAnsi="맑은 고딕" w:eastAsia="맑은 고딕"/>
+          <w:b w:val="0"/>
+          <w:color w:val="6B7280"/>
+          <w:sz w:val="21"/>
+        </w:rPr>
+        <w:t xml:space="preserve">· </w:t>
+      </w:r>
+      <w:r>
+        <w:rPr w:rFonts="맑은 고딕">
+          <w:rFonts w:ascii="맑은 고딕" w:hAnsi="맑은 고딕" w:eastAsia="맑은 고딕"/>
+          <w:b/>
+          <w:color w:val="1F2937"/>
+          <w:sz w:val="21"/>
+        </w:rPr>
+        <w:t xml:space="preserve">각종 수상경력: </w:t>
+      </w:r>
+      <w:r>
+        <w:rPr w:rFonts="맑은 고딕">
+          <w:rFonts w:ascii="맑은 고딕" w:hAnsi="맑은 고딕" w:eastAsia="맑은 고딕"/>
+          <w:b w:val="0"/>
+          <w:sz w:val="21"/>
+        </w:rPr>
+        <w:t>유럽 각국의 오피셜 싱글 및 앨범 차트 1위를 석권하였으며, 80년대 영화음악 사상 청춘 멜로 드라마 장르의 정점으로 공인받으며 오늘날까지 수많은 평단과 대중에게 최고의 사운드트랙 중 하나로 칭송받고 있습니다.</w:t>
+      </w:r>
+    </w:p>
+    <w:p>
+      <w:pPr>
+        <w:spacing w:line="324" w:lineRule="auto" w:before="200" w:after="80"/>
+      </w:pPr>
+      <w:r>
+        <w:rPr w:rFonts="맑은 고딕">
+          <w:rFonts w:ascii="맑은 고딕" w:hAnsi="맑은 고딕" w:eastAsia="맑은 고딕"/>
+          <w:b/>
+          <w:color w:val="1E3A8A"/>
+          <w:sz w:val="24"/>
+        </w:rPr>
+        <w:t>2. 아티스트 정보</w:t>
+      </w:r>
+    </w:p>
+    <w:p>
+      <w:pPr>
+        <w:spacing w:line="324" w:lineRule="auto" w:after="80"/>
+      </w:pPr>
+      <w:r>
+        <w:rPr w:rFonts="맑은 고딕">
+          <w:rFonts w:ascii="맑은 고딕" w:hAnsi="맑은 고딕" w:eastAsia="맑은 고딕"/>
+          <w:b w:val="0"/>
+          <w:color w:val="6B7280"/>
+          <w:sz w:val="21"/>
+        </w:rPr>
+        <w:t xml:space="preserve">· </w:t>
+      </w:r>
+      <w:r>
+        <w:rPr w:rFonts="맑은 고딕">
+          <w:rFonts w:ascii="맑은 고딕" w:hAnsi="맑은 고딕" w:eastAsia="맑은 고딕"/>
+          <w:b/>
+          <w:color w:val="1F2937"/>
+          <w:sz w:val="21"/>
+        </w:rPr>
+        <w:t xml:space="preserve">국적: </w:t>
+      </w:r>
+      <w:r>
+        <w:rPr w:rFonts="맑은 고딕">
+          <w:rFonts w:ascii="맑은 고딕" w:hAnsi="맑은 고딕" w:eastAsia="맑은 고딕"/>
+          <w:b w:val="0"/>
+          <w:sz w:val="21"/>
+        </w:rPr>
+        <w:t>프랑스 (음악감독: 프랑스 / 루마니아 태생 블라디미르 코스마, 주제가 보컬: 영국 리차드 샌더슨)</w:t>
+      </w:r>
+    </w:p>
+    <w:p>
+      <w:pPr>
+        <w:spacing w:line="324" w:lineRule="auto" w:after="80"/>
+      </w:pPr>
+      <w:r>
+        <w:rPr w:rFonts="맑은 고딕">
+          <w:rFonts w:ascii="맑은 고딕" w:hAnsi="맑은 고딕" w:eastAsia="맑은 고딕"/>
+          <w:b w:val="0"/>
+          <w:color w:val="6B7280"/>
+          <w:sz w:val="21"/>
+        </w:rPr>
+        <w:t xml:space="preserve">· </w:t>
+      </w:r>
+      <w:r>
+        <w:rPr w:rFonts="맑은 고딕">
+          <w:rFonts w:ascii="맑은 고딕" w:hAnsi="맑은 고딕" w:eastAsia="맑은 고딕"/>
+          <w:b/>
+          <w:color w:val="1F2937"/>
+          <w:sz w:val="21"/>
+        </w:rPr>
+        <w:t xml:space="preserve">생몰년도: </w:t>
+      </w:r>
+      <w:r>
+        <w:rPr w:rFonts="맑은 고딕">
+          <w:rFonts w:ascii="맑은 고딕" w:hAnsi="맑은 고딕" w:eastAsia="맑은 고딕"/>
+          <w:b w:val="0"/>
+          <w:sz w:val="21"/>
+        </w:rPr>
+        <w:t>블라디미르 코스마 (1940년 ~ 현재)</w:t>
+      </w:r>
+    </w:p>
+    <w:p>
+      <w:pPr>
+        <w:spacing w:line="324" w:lineRule="auto" w:after="80"/>
+      </w:pPr>
+      <w:r>
+        <w:rPr w:rFonts="맑은 고딕">
+          <w:rFonts w:ascii="맑은 고딕" w:hAnsi="맑은 고딕" w:eastAsia="맑은 고딕"/>
+          <w:b w:val="0"/>
+          <w:color w:val="6B7280"/>
+          <w:sz w:val="21"/>
+        </w:rPr>
+        <w:t xml:space="preserve">· </w:t>
+      </w:r>
+      <w:r>
+        <w:rPr w:rFonts="맑은 고딕">
+          <w:rFonts w:ascii="맑은 고딕" w:hAnsi="맑은 고딕" w:eastAsia="맑은 고딕"/>
+          <w:b/>
+          <w:color w:val="1F2937"/>
+          <w:sz w:val="21"/>
+        </w:rPr>
+        <w:t xml:space="preserve">그룹 소속: </w:t>
+      </w:r>
+      <w:r>
+        <w:rPr w:rFonts="맑은 고딕">
+          <w:rFonts w:ascii="맑은 고딕" w:hAnsi="맑은 고딕" w:eastAsia="맑은 고딕"/>
+          <w:b w:val="0"/>
+          <w:sz w:val="21"/>
+        </w:rPr>
+        <w:t>영화 오리지널 사운드트랙 프로젝트 (오케스트라 및 객원 보컬 협업)</w:t>
+      </w:r>
+    </w:p>
+    <w:p>
+      <w:pPr>
+        <w:spacing w:line="324" w:lineRule="auto" w:after="80"/>
+      </w:pPr>
+      <w:r>
+        <w:rPr w:rFonts="맑은 고딕">
+          <w:rFonts w:ascii="맑은 고딕" w:hAnsi="맑은 고딕" w:eastAsia="맑은 고딕"/>
+          <w:b w:val="0"/>
+          <w:color w:val="6B7280"/>
+          <w:sz w:val="21"/>
+        </w:rPr>
+        <w:t xml:space="preserve">· </w:t>
+      </w:r>
+      <w:r>
+        <w:rPr w:rFonts="맑은 고딕">
+          <w:rFonts w:ascii="맑은 고딕" w:hAnsi="맑은 고딕" w:eastAsia="맑은 고딕"/>
+          <w:b/>
+          <w:color w:val="1F2937"/>
+          <w:sz w:val="21"/>
+        </w:rPr>
+        <w:t xml:space="preserve">아티스트 소개: </w:t>
+      </w:r>
+      <w:r>
+        <w:rPr w:rFonts="맑은 고딕">
+          <w:rFonts w:ascii="맑은 고딕" w:hAnsi="맑은 고딕" w:eastAsia="맑은 고딕"/>
+          <w:b w:val="0"/>
+          <w:sz w:val="21"/>
+        </w:rPr>
+        <w:t>프랑스 영화음악의 거장 블라디미르 코스마는 클래식 정통 관현악의 기틀 위에 프렌치 팝의 세련미와 우수를 녹여내는 독보적인 음악적 감각을 지닌 작곡가입니다. 그의 섬세한 지휘 아래 리차드 샌더슨의 부드럽고 낭만적인 음색이 더해져, 팝과 클래식의 경계를 허무는 세기의 명곡들을 음악사에 아로새겼습니다.</w:t>
+      </w:r>
+    </w:p>
+    <w:p>
+      <w:pPr>
+        <w:spacing w:line="324" w:lineRule="auto" w:before="200" w:after="80"/>
+      </w:pPr>
+      <w:r>
+        <w:rPr w:rFonts="맑은 고딕">
+          <w:rFonts w:ascii="맑은 고딕" w:hAnsi="맑은 고딕" w:eastAsia="맑은 고딕"/>
+          <w:b/>
+          <w:color w:val="1E3A8A"/>
+          <w:sz w:val="24"/>
+        </w:rPr>
+        <w:t>3. 음반 상세 분석</w:t>
+      </w:r>
+    </w:p>
+    <w:p>
+      <w:pPr>
+        <w:spacing w:line="324" w:lineRule="auto" w:after="80"/>
+      </w:pPr>
+      <w:r>
+        <w:rPr w:rFonts="맑은 고딕">
+          <w:rFonts w:ascii="맑은 고딕" w:hAnsi="맑은 고딕" w:eastAsia="맑은 고딕"/>
+          <w:b w:val="0"/>
+          <w:color w:val="6B7280"/>
+          <w:sz w:val="21"/>
+        </w:rPr>
+        <w:t xml:space="preserve">· </w:t>
+      </w:r>
+      <w:r>
+        <w:rPr w:rFonts="맑은 고딕">
+          <w:rFonts w:ascii="맑은 고딕" w:hAnsi="맑은 고딕" w:eastAsia="맑은 고딕"/>
+          <w:b/>
+          <w:color w:val="1F2937"/>
+          <w:sz w:val="21"/>
+        </w:rPr>
+        <w:t xml:space="preserve">역사적 위치: </w:t>
+      </w:r>
+      <w:r>
+        <w:rPr w:rFonts="맑은 고딕">
+          <w:rFonts w:ascii="맑은 고딕" w:hAnsi="맑은 고딕" w:eastAsia="맑은 고딕"/>
+          <w:b w:val="0"/>
+          <w:sz w:val="21"/>
+        </w:rPr>
+        <w:t>&lt;라붐&gt; 사운드트랙은 단순한 하이틴 영화의 부속물을 넘어, 1980년대 유럽 팝 음악과 영화 음악이 이룩한 가장 서정적이고 우아한 결합으로 평가받습니다. 정교하게 조율된 오케스트레이션과 감미로운 멜로디 라인은 이후 제작된 수많은 청춘 로맨스 영화 음악의 영원한 이정표이자 교과서가 되었습니다.</w:t>
+      </w:r>
+    </w:p>
+    <w:p>
+      <w:pPr>
+        <w:spacing w:line="324" w:lineRule="auto" w:after="80"/>
+      </w:pPr>
+      <w:r>
+        <w:rPr w:rFonts="맑은 고딕">
+          <w:rFonts w:ascii="맑은 고딕" w:hAnsi="맑은 고딕" w:eastAsia="맑은 고딕"/>
+          <w:b w:val="0"/>
+          <w:color w:val="6B7280"/>
+          <w:sz w:val="21"/>
+        </w:rPr>
+        <w:t xml:space="preserve">· </w:t>
+      </w:r>
+      <w:r>
+        <w:rPr w:rFonts="맑은 고딕">
+          <w:rFonts w:ascii="맑은 고딕" w:hAnsi="맑은 고딕" w:eastAsia="맑은 고딕"/>
+          <w:b/>
+          <w:color w:val="1F2937"/>
+          <w:sz w:val="21"/>
+        </w:rPr>
+        <w:t xml:space="preserve">시대의 흔적(스토리텔링): </w:t>
+      </w:r>
+      <w:r>
+        <w:rPr w:rFonts="맑은 고딕">
+          <w:rFonts w:ascii="맑은 고딕" w:hAnsi="맑은 고딕" w:eastAsia="맑은 고딕"/>
+          <w:b w:val="0"/>
+          <w:sz w:val="21"/>
+        </w:rPr>
+        <w:t>시끄러운 록 음악이 흐르는 파티장 한가운데서 주인공의 귀에 씌워지던 헤드폰, 그리고 순간 마법처럼 세상이 멈추며 흐르던 선율은 당대 모든 이들의 뇌리에 잊히지 않는 첫사랑의 원초적 이미지로 각인되었습니다. 억압과 급변의 시대를 지나던 80년대 청춘들에게 이 음반은 순수한 자유와 낭만을 향한 도피처이자 마음의 은신처였습니다.</w:t>
+      </w:r>
+    </w:p>
+    <w:p>
+      <w:pPr>
+        <w:spacing w:line="324" w:lineRule="auto" w:before="200" w:after="80"/>
+      </w:pPr>
+      <w:r>
+        <w:rPr w:rFonts="맑은 고딕">
+          <w:rFonts w:ascii="맑은 고딕" w:hAnsi="맑은 고딕" w:eastAsia="맑은 고딕"/>
+          <w:b/>
+          <w:color w:val="1E3A8A"/>
+          <w:sz w:val="24"/>
+        </w:rPr>
+        <w:t>4. 주요 수록곡 및 감상 제언</w:t>
+      </w:r>
+    </w:p>
+    <w:p>
+      <w:pPr>
+        <w:spacing w:line="324" w:lineRule="auto" w:after="80"/>
+      </w:pPr>
+      <w:r>
+        <w:rPr w:rFonts="맑은 고딕">
+          <w:rFonts w:ascii="맑은 고딕" w:hAnsi="맑은 고딕" w:eastAsia="맑은 고딕"/>
+          <w:b w:val="0"/>
+          <w:color w:val="6B7280"/>
+          <w:sz w:val="21"/>
+        </w:rPr>
+        <w:t xml:space="preserve">· </w:t>
+      </w:r>
+      <w:r>
+        <w:rPr w:rFonts="맑은 고딕">
+          <w:rFonts w:ascii="맑은 고딕" w:hAnsi="맑은 고딕" w:eastAsia="맑은 고딕"/>
+          <w:b/>
+          <w:color w:val="1F2937"/>
+          <w:sz w:val="21"/>
+        </w:rPr>
+        <w:t xml:space="preserve">주요 수록곡 특징: </w:t>
+      </w:r>
+      <w:r>
+        <w:rPr w:rFonts="맑은 고딕">
+          <w:rFonts w:ascii="맑은 고딕" w:hAnsi="맑은 고딕" w:eastAsia="맑은 고딕"/>
+          <w:b w:val="0"/>
+          <w:sz w:val="21"/>
+        </w:rPr>
+        <w:t>첫사랑의 설렘을 웅장하면서도 서정적으로 노래한 불멸의 명곡 'Reality'는 물론, 풋풋한 우수가 깃든 발라드 'Go On For Ever', 그리고 80년대 특유의 경쾌하고 발랄한 디스코풍의 비트가 살아 숨 쉬는 'Gotta Get A Move On' 등 다채로운 감정의 결을 담아낸 수작들이 조화롭게 수록되어 있습니다.</w:t>
+      </w:r>
+    </w:p>
+    <w:p>
+      <w:pPr>
+        <w:spacing w:line="324" w:lineRule="auto" w:after="80"/>
+      </w:pPr>
+      <w:r>
+        <w:rPr w:rFonts="맑은 고딕">
+          <w:rFonts w:ascii="맑은 고딕" w:hAnsi="맑은 고딕" w:eastAsia="맑은 고딕"/>
+          <w:b w:val="0"/>
+          <w:color w:val="6B7280"/>
+          <w:sz w:val="21"/>
+        </w:rPr>
+        <w:t xml:space="preserve">· </w:t>
+      </w:r>
+      <w:r>
+        <w:rPr w:rFonts="맑은 고딕">
+          <w:rFonts w:ascii="맑은 고딕" w:hAnsi="맑은 고딕" w:eastAsia="맑은 고딕"/>
+          <w:b/>
+          <w:color w:val="1F2937"/>
+          <w:sz w:val="21"/>
+        </w:rPr>
+        <w:t xml:space="preserve">빈티지 감상 제언: </w:t>
+      </w:r>
+      <w:r>
+        <w:rPr w:rFonts="맑은 고딕">
+          <w:rFonts w:ascii="맑은 고딕" w:hAnsi="맑은 고딕" w:eastAsia="맑은 고딕"/>
+          <w:b w:val="0"/>
+          <w:sz w:val="21"/>
+        </w:rPr>
+        <w:t>턴테이블의 바늘이 소리골을 스치는 순간 피어오르는 미세한 잡음마저 한 편의 아련한 추억처럼 다가옵니다. 특히 진공관 앰프를 통해 감상할 때 리차드 샌더슨의 숨결 어린 보컬과 풍성한 현악 앙상블이 공간을 따스하게 채우며, 디지털 음원에서는 결코 느낄 수 없는 깊은 아날로그의 온기와 노스탤지어를 선사합니다.</w:t>
+      </w:r>
+    </w:p>
+    <w:p>
+      <w:pPr>
+        <w:spacing w:line="324" w:lineRule="auto" w:after="80"/>
+      </w:pPr>
+      <w:r>
+        <w:rPr w:rFonts="맑은 고딕">
+          <w:rFonts w:ascii="맑은 고딕" w:hAnsi="맑은 고딕" w:eastAsia="맑은 고딕"/>
+          <w:b w:val="0"/>
+          <w:color w:val="6B7280"/>
+          <w:sz w:val="21"/>
+        </w:rPr>
+        <w:t xml:space="preserve">· </w:t>
+      </w:r>
+      <w:r>
+        <w:rPr w:rFonts="맑은 고딕">
+          <w:rFonts w:ascii="맑은 고딕" w:hAnsi="맑은 고딕" w:eastAsia="맑은 고딕"/>
+          <w:b/>
+          <w:color w:val="1F2937"/>
+          <w:sz w:val="21"/>
+        </w:rPr>
+        <w:t xml:space="preserve">소장 가치: </w:t>
+      </w:r>
+      <w:r>
+        <w:rPr w:rFonts="맑은 고딕">
+          <w:rFonts w:ascii="맑은 고딕" w:hAnsi="맑은 고딕" w:eastAsia="맑은 고딕"/>
+          <w:b w:val="0"/>
+          <w:sz w:val="21"/>
+        </w:rPr>
+        <w:t>세월이 흘러도 변치 않는 청춘의 푸르른 감성을 고스란히 물리적 매체에 박제해 둔 음반으로, 빈티지 팝과 영화음악을 사랑하는 LP 컬렉터라면 필히 랙의 가장 빛나는 자리에 꽂아두어야 할 영원한 마스터피스입니다.</w:t>
+      </w:r>
+    </w:p>
+    <w:p>
+      <w:pPr>
+        <w:spacing w:line="324" w:lineRule="auto" w:after="120" w:before="160"/>
+      </w:pPr>
+      <w:r>
+        <w:rPr w:rFonts="맑은 고딕">
+          <w:rFonts w:ascii="맑은 고딕" w:hAnsi="맑은 고딕" w:eastAsia="맑은 고딕"/>
+          <w:b/>
+          <w:color w:val="4338CA"/>
+          <w:sz w:val="21"/>
+        </w:rPr>
+        <w:t>이 음반을 통해 아날로그 소리골을 타고 흐르는 순수했던 그 시절의 첫사랑과 푸르른 청춘이 전해주는 감동을 다시 한번 경험해 보시는 것은 어떨까요?</w:t>
       </w:r>
     </w:p>
     <w:sectPr>
       <w:pgSz w:w="12240" w:h="15840"/>
-      <w:pgMar w:top="1440" w:right="1440" w:bottom="1440" w:left="1440" w:header="720" w:footer="720" w:gutter="0"/>
+      <w:pgMar w:top="1152" w:right="1296" w:bottom="1152" w:left="1296" w:header="720" w:footer="720" w:gutter="0"/>
       <w:cols w:space="720"/>
       <w:docGrid w:linePitch="360"/>
     </w:sectPr>

--- a/word_reports/LP_0214_위치_340_La Boum_Original Sound Tr.docx
+++ b/word_reports/LP_0214_위치_340_La Boum_Original Sound Tr.docx
@@ -32,7 +32,7 @@
     </w:p>
     <w:p>
       <w:pPr>
-        <w:spacing w:line="324" w:lineRule="auto" w:before="80" w:after="160"/>
+        <w:spacing w:line="324" w:lineRule="auto" w:before="80" w:after="120"/>
       </w:pPr>
       <w:r>
         <w:rPr w:rFonts="맑은 고딕">
@@ -42,13 +42,6 @@
           <w:sz w:val="22"/>
         </w:rPr>
         <w:t xml:space="preserve">[음반 소개] </w:t>
-      </w:r>
-      <w:r>
-        <w:rPr w:rFonts="맑은 고딕">
-          <w:rFonts w:ascii="맑은 고딕" w:hAnsi="맑은 고딕" w:eastAsia="맑은 고딕"/>
-          <w:b w:val="0"/>
-          <w:sz w:val="21"/>
-        </w:rPr>
       </w:r>
     </w:p>
     <w:p>
@@ -61,7 +54,33 @@
           <w:b w:val="0"/>
           <w:sz w:val="21"/>
         </w:rPr>
-        <w:t>1980년, 푸른 새벽빛처럼 찾아와 전 세계 청춘들의 가슴에 영원히 지지 않는 설렘의 파문을 일으킨 영화 &lt;라붐&gt;의 오리지널 사운드트랙입니다. 루마니아 출신의 거장 작곡가 블라디미르 코스마(Vladimir Cosma)의 유려한 선율과 리차드 샌더슨(Richard Sanderson)의 순수한 미성은 10대 시절의 찬란한 순수와 풋풋한 첫사랑의 떨림을 완벽한 예술적 형상으로 빚어냈습니다. 번잡한 파티의 소음 속에서 씌워지던 헤드폰 사이로 흘러나오던 음악은 단순한 배경음을 넘어, 한 시대를 관통한 서정의 상징이자 시간의 풍화를 견뎌낸 클래식 팝의 불멸의 유산으로 남아 있습니다.</w:t>
+        <w:t>1980년, 푸른 새벽빛을 머금은 파리의 한 파티장에서 시끄러운 록 음악의 소음을 가르고 조용히 귓가에 씌워지던 헤드폰, 그리고 그 속에서 마법처럼 흘러나오던 투명한 선율은 전 세계 청춘들의 심장을 단숨에 멎게 만들었습니다. 클로드 피노토 감독의 영화 《라붐(La Boum)》과 그 호흡을 오롯이 같이하는 본 오리지널 사운드트랙은, 열세 살 소녀 빅(소피 마르소 분)의 설레는 첫사랑의 찰나를 음악이라는 가장 서정적이고 찬란한 캔버스 위에 영원히 박제해 둔 기념비적인 걸작입니다. 당대 팝과 샹송, 그리고 영화음악의 경계를 유려하게 허문 이 음반은 단순한 배경음악의 집합체를 넘어, 80년대 청춘 문화의 시각적·청각적 노스탤지어를 대변하는 불멸의 아이콘으로 자리 잡았습니다.</w:t>
+      </w:r>
+    </w:p>
+    <w:p>
+      <w:pPr>
+        <w:spacing w:line="324" w:lineRule="auto" w:after="120"/>
+      </w:pPr>
+      <w:r>
+        <w:rPr w:rFonts="맑은 고딕">
+          <w:rFonts w:ascii="맑은 고딕" w:hAnsi="맑은 고딕" w:eastAsia="맑은 고딕"/>
+          <w:b w:val="0"/>
+          <w:sz w:val="21"/>
+        </w:rPr>
+        <w:t>음반의 전편을 지휘한 루마니아 출신의 프랑스 영화음악 거장 블라디미르 코스마(Vladimir Cosma)는 특유의 고전적인 오케스트레이션 감각과 세련된 유러피언 팝 멜로디를 결합하여 감수성의 극치를 완성해 냈습니다. 특히 영국 출신의 미성 보컬리스트 리차드 샌더슨(Richard Sanderson)의 부드럽고 서정적인 목소리를 발굴하여 얹은 타이틀 트랙 'Reality'는 현실과 꿈의 경계에서 흔들리는 소년소녀들의 순백색 감정을 더없이 투명하게 그려냈습니다. 코스마가 전하고자 했던 예술적 지향점은 거창한 관념이 아닌, 생애 단 한 번만 찾아오는 순수한 시절의 떨림과 낭만을 가장 정제되고 품격 있는 멜로디로 영속화하는 데 있었습니다.</w:t>
+      </w:r>
+    </w:p>
+    <w:p>
+      <w:pPr>
+        <w:spacing w:line="324" w:lineRule="auto" w:after="120"/>
+      </w:pPr>
+      <w:r>
+        <w:rPr w:rFonts="맑은 고딕">
+          <w:rFonts w:ascii="맑은 고딕" w:hAnsi="맑은 고딕" w:eastAsia="맑은 고딕"/>
+          <w:b w:val="0"/>
+          <w:sz w:val="21"/>
+        </w:rPr>
+        <w:t>발매와 동시에 프랑스를 비롯한 유럽 대륙은 물론, 바다를 건너 아시아의 수많은 청춘들 가슴속에 깊은 파문을 일으킨 이 음반은 세월이 반세기에 가깝게 흐른 지금까지도 전혀 바래지 않는 생명력을 자랑합니다. 아날로그 턴테이블의 회전 속에서 흘러나오는 온기 어린 스트링 편곡과 달콤 쌉싸름한 멜로디는, 빠르게 소비되고 잊히는 현대 디지털 음원에서는 결코 느낄 수 없는 깊은 서정적 울림을 선사합니다. 이 음반은 그 시절을 지나온 이들에게는 푸르렀던 지난날의 자화상을, 현대의 리스너들에게는 가장 순수했던 낭만주의 시대의 유산을 온전히 되돌려주는 타임머신과도 같습니다.</w:t>
       </w:r>
     </w:p>
     <w:p>
@@ -168,7 +187,7 @@
           <w:b w:val="0"/>
           <w:sz w:val="21"/>
         </w:rPr>
-        <w:t>1980년 클로드 피노토 감독, 소피 마르소 주연의 프랑스 영화 &lt;라붐&gt;의 개봉에 맞추어 유럽 메이저 레이블을 통해 발매된 기념비적인 오리지널 사운드트랙 음반입니다.</w:t>
+        <w:t>1980년 프랑스 제작사 사르바(Saravah) 및 폴리도르(Polydor) 등을 통해 전 세계에 발매되었으며, 영화음악 거장 블라디미르 코스마가 작곡과 프로듀싱을 총괄한 오리지널 사운드트랙 명반입니다.</w:t>
       </w:r>
     </w:p>
     <w:p>
@@ -199,7 +218,7 @@
           <w:b w:val="0"/>
           <w:sz w:val="21"/>
         </w:rPr>
-        <w:t>메인 테마곡 ‘Reality’ 싱글이 유럽 전역은 물론 한국과 일본을 비롯한 아시아 시장을 강타하며 800만 장 이상의 경이적인 판매고를 기록하였고, LP 앨범 역시 수많은 국가에서 다이아몬드 및 플래티넘을 달성하는 전설적 흥행을 거두었습니다.</w:t>
+        <w:t>타이틀곡 'Reality' 싱글은 유럽 각국 차트 1위를 휩쓸며 전 세계적으로 800만 장 이상의 경이적인 판매고를 기록했고, 본 OST LP 역시 프랑스, 독일, 이탈리아, 일본, 한국 등지에서 밀리언셀러를 기록하며 폭발적인 사랑을 받았습니다.</w:t>
       </w:r>
     </w:p>
     <w:p>
@@ -230,7 +249,7 @@
           <w:b w:val="0"/>
           <w:sz w:val="21"/>
         </w:rPr>
-        <w:t>유럽 각국의 오피셜 싱글 및 앨범 차트 1위를 석권하였으며, 80년대 영화음악 사상 청춘 멜로 드라마 장르의 정점으로 공인받으며 오늘날까지 수많은 평단과 대중에게 최고의 사운드트랙 중 하나로 칭송받고 있습니다.</w:t>
+        <w:t>프랑스를 비롯한 유럽 주요 음반 협회 골드 및 플래티넘 디스크 다수 인증, 1980년대 청춘 영화 사운드트랙 역사상 가장 상업적·비평적으로 성공한 음반 중 하나로 공인받고 있습니다.</w:t>
       </w:r>
     </w:p>
     <w:p>
@@ -275,7 +294,7 @@
           <w:b w:val="0"/>
           <w:sz w:val="21"/>
         </w:rPr>
-        <w:t>프랑스 (음악감독: 프랑스 / 루마니아 태생 블라디미르 코스마, 주제가 보컬: 영국 리차드 샌더슨)</w:t>
+        <w:t>프랑스 (총괄 음악: 블라디미르 코스마 / 프랑스, 루마니아 출생, 주요 보컬: 리차드 샌더슨 / 영국)</w:t>
       </w:r>
     </w:p>
     <w:p>
@@ -306,7 +325,7 @@
           <w:b w:val="0"/>
           <w:sz w:val="21"/>
         </w:rPr>
-        <w:t>블라디미르 코스마 (1940년 ~ 현재)</w:t>
+        <w:t>블라디미르 코스마(1940년 출생), 리차드 샌더슨(1953년 출생)</w:t>
       </w:r>
     </w:p>
     <w:p>
@@ -337,7 +356,7 @@
           <w:b w:val="0"/>
           <w:sz w:val="21"/>
         </w:rPr>
-        <w:t>영화 오리지널 사운드트랙 프로젝트 (오케스트라 및 객원 보컬 협업)</w:t>
+        <w:t>영화 오리지널 사운드트랙 (프로젝트 협업 앨범)</w:t>
       </w:r>
     </w:p>
     <w:p>
@@ -368,7 +387,7 @@
           <w:b w:val="0"/>
           <w:sz w:val="21"/>
         </w:rPr>
-        <w:t>프랑스 영화음악의 거장 블라디미르 코스마는 클래식 정통 관현악의 기틀 위에 프렌치 팝의 세련미와 우수를 녹여내는 독보적인 음악적 감각을 지닌 작곡가입니다. 그의 섬세한 지휘 아래 리차드 샌더슨의 부드럽고 낭만적인 음색이 더해져, 팝과 클래식의 경계를 허무는 세기의 명곡들을 음악사에 아로새겼습니다.</w:t>
+        <w:t>영화음악의 거장 블라디미르 코스마의 클래시컬하면서도 대중적인 작곡 미학과, 리차드 샌더슨의 부드럽고 호소력 짙은 음색이 조화를 이룬 프로젝트입니다. 코스마의 정교한 멜로디 메이킹은 유럽 팝 음악과 영화 예술의 결합을 가장 우아한 형태로 격상시켰다는 평을 받습니다.</w:t>
       </w:r>
     </w:p>
     <w:p>
@@ -413,7 +432,7 @@
           <w:b w:val="0"/>
           <w:sz w:val="21"/>
         </w:rPr>
-        <w:t>&lt;라붐&gt; 사운드트랙은 단순한 하이틴 영화의 부속물을 넘어, 1980년대 유럽 팝 음악과 영화 음악이 이룩한 가장 서정적이고 우아한 결합으로 평가받습니다. 정교하게 조율된 오케스트레이션과 감미로운 멜로디 라인은 이후 제작된 수많은 청춘 로맨스 영화 음악의 영원한 이정표이자 교과서가 되었습니다.</w:t>
+        <w:t>1980년대 틴에이저 로맨스 영화 사운드트랙의 교과서이자 원형으로 평가받습니다. 영화의 시각적 명장면과 사운드가 완벽하게 일치하여 하나의 거대한 문화적 신드롬을 형성한 시초 격 음반이며, 유럽 팝 사운드의 유려함을 전 세계 대중음악계에 각인시킨 걸작입니다.</w:t>
       </w:r>
     </w:p>
     <w:p>
@@ -444,7 +463,7 @@
           <w:b w:val="0"/>
           <w:sz w:val="21"/>
         </w:rPr>
-        <w:t>시끄러운 록 음악이 흐르는 파티장 한가운데서 주인공의 귀에 씌워지던 헤드폰, 그리고 순간 마법처럼 세상이 멈추며 흐르던 선율은 당대 모든 이들의 뇌리에 잊히지 않는 첫사랑의 원초적 이미지로 각인되었습니다. 억압과 급변의 시대를 지나던 80년대 청춘들에게 이 음반은 순수한 자유와 낭만을 향한 도피처이자 마음의 은신처였습니다.</w:t>
+        <w:t>1980년대 초반, 디스코 열풍의 뒤편에서 피어난 낭만주의적 슬로우 댄스 붐과 젊은 세대의 자유롭고 솔직한 사랑의 감성이 짙게 배어 있습니다. 파티 문화와 청소년들의 일탈, 그 이면에 자리한 순수성을 담아내어 당대 젊은이들에게는 정서적 해방구이자 감성의 교과서 역할을 하였습니다.</w:t>
       </w:r>
     </w:p>
     <w:p>
@@ -489,7 +508,7 @@
           <w:b w:val="0"/>
           <w:sz w:val="21"/>
         </w:rPr>
-        <w:t>첫사랑의 설렘을 웅장하면서도 서정적으로 노래한 불멸의 명곡 'Reality'는 물론, 풋풋한 우수가 깃든 발라드 'Go On For Ever', 그리고 80년대 특유의 경쾌하고 발랄한 디스코풍의 비트가 살아 숨 쉬는 'Gotta Get A Move On' 등 다채로운 감정의 결을 담아낸 수작들이 조화롭게 수록되어 있습니다.</w:t>
+        <w:t>시대를 초월한 서정적 팝 발라드의 정수 'Reality'는 영롱한 신시사이저와 어쿠스틱 피아노, 애틋한 보컬이 완벽한 조화를 이룹니다. 이와 함께 경쾌한 리듬감으로 젊음의 역동성을 담아낸 팝 댄스 넘버 'Gotta Get A Move On', 파티의 흥겨움을 감각적으로 표현한 'Swingin' Around' 등 다채로운 감정선이 빼곡히 채워져 있습니다.</w:t>
       </w:r>
     </w:p>
     <w:p>
@@ -520,7 +539,7 @@
           <w:b w:val="0"/>
           <w:sz w:val="21"/>
         </w:rPr>
-        <w:t>턴테이블의 바늘이 소리골을 스치는 순간 피어오르는 미세한 잡음마저 한 편의 아련한 추억처럼 다가옵니다. 특히 진공관 앰프를 통해 감상할 때 리차드 샌더슨의 숨결 어린 보컬과 풍성한 현악 앙상블이 공간을 따스하게 채우며, 디지털 음원에서는 결코 느낄 수 없는 깊은 아날로그의 온기와 노스탤지어를 선사합니다.</w:t>
+        <w:t>턴테이블 바늘이 소리골을 긁으며 일으키는 미세한 마찰음과 함께 감상할 때 본연의 가치가 극대화됩니다. 진공관 앰프 특유의 포근한 중저역 배음은 리차드 샌더슨의 부드러운 보컬을 한층 밀도 높게 재현하며, 실내 악단의 현악 세션이 지닌 공기감까지 따스하게 전달해 마치 영화 속 파티장의 한가운데에 서 있는 듯한 입체감을 선사합니다.</w:t>
       </w:r>
     </w:p>
     <w:p>
@@ -551,7 +570,7 @@
           <w:b w:val="0"/>
           <w:sz w:val="21"/>
         </w:rPr>
-        <w:t>세월이 흘러도 변치 않는 청춘의 푸르른 감성을 고스란히 물리적 매체에 박제해 둔 음반으로, 빈티지 팝과 영화음악을 사랑하는 LP 컬렉터라면 필히 랙의 가장 빛나는 자리에 꽂아두어야 할 영원한 마스터피스입니다.</w:t>
+        <w:t>한 시대를 풍미한 대중문화의 가장 아름다운 하이라이트가 물리적 음반 안에 응축되어 있습니다. 오리지널 초반 LP는 아름다운 재킷 디자인과 함께 소장자에게 아날로그 시대의 향수를 완벽히 되살려주는 귀중한 문화적 유산이자, 시네마 팝 컬렉터라면 결코 놓쳐서는 안 될 필청반입니다.</w:t>
       </w:r>
     </w:p>
     <w:p>
@@ -565,7 +584,7 @@
           <w:color w:val="4338CA"/>
           <w:sz w:val="21"/>
         </w:rPr>
-        <w:t>이 음반을 통해 아날로그 소리골을 타고 흐르는 순수했던 그 시절의 첫사랑과 푸르른 청춘이 전해주는 감동을 다시 한번 경험해 보시는 것은 어떨까요?</w:t>
+        <w:t>이 음반을 통해 아날로그 소리골을 타고 흐르는 첫사랑의 순수한 떨림과 눈부신 청춘의 서정이 전해주는 감동을 다시 한번 경험해 보시는 것은 어떨까요?</w:t>
       </w:r>
     </w:p>
     <w:sectPr>
